--- a/פורמט הצעת מחיר.docx
+++ b/פורמט הצעת מחיר.docx
@@ -2615,12 +2615,99 @@
     </w:pPr>
     <w:r>
       <w:rPr>
+        <w:rFonts w:ascii="Times New Roman" w:hAnsi="Times New Roman" w:cs="Times New Roman"/>
+        <w:noProof/>
+        <w:sz w:val="28"/>
+        <w:szCs w:val="28"/>
+        <w:rtl/>
+        <w:lang w:val="he-IL"/>
+      </w:rPr>
+      <mc:AlternateContent>
+        <mc:Choice Requires="wps">
+          <w:drawing>
+            <wp:anchor distT="0" distB="0" distL="114300" distR="114300" simplePos="0" relativeHeight="251667456" behindDoc="0" locked="0" layoutInCell="1" allowOverlap="1" wp14:anchorId="5904402C" wp14:editId="0E354E5D">
+              <wp:simplePos x="0" y="0"/>
+              <wp:positionH relativeFrom="column">
+                <wp:posOffset>-279902</wp:posOffset>
+              </wp:positionH>
+              <wp:positionV relativeFrom="paragraph">
+                <wp:posOffset>-97823</wp:posOffset>
+              </wp:positionV>
+              <wp:extent cx="6524859" cy="45719"/>
+              <wp:effectExtent l="0" t="0" r="3175" b="5715"/>
+              <wp:wrapNone/>
+              <wp:docPr id="339896538" name="Rounded Rectangle 2"/>
+              <wp:cNvGraphicFramePr/>
+              <a:graphic xmlns:a="http://schemas.openxmlformats.org/drawingml/2006/main">
+                <a:graphicData uri="http://schemas.microsoft.com/office/word/2010/wordprocessingShape">
+                  <wps:wsp>
+                    <wps:cNvSpPr/>
+                    <wps:spPr>
+                      <a:xfrm>
+                        <a:off x="0" y="0"/>
+                        <a:ext cx="6524859" cy="45719"/>
+                      </a:xfrm>
+                      <a:prstGeom prst="roundRect">
+                        <a:avLst/>
+                      </a:prstGeom>
+                      <a:solidFill>
+                        <a:srgbClr val="F39F21"/>
+                      </a:solidFill>
+                      <a:ln>
+                        <a:noFill/>
+                      </a:ln>
+                    </wps:spPr>
+                    <wps:style>
+                      <a:lnRef idx="2">
+                        <a:schemeClr val="accent1">
+                          <a:shade val="15000"/>
+                        </a:schemeClr>
+                      </a:lnRef>
+                      <a:fillRef idx="1">
+                        <a:schemeClr val="accent1"/>
+                      </a:fillRef>
+                      <a:effectRef idx="0">
+                        <a:schemeClr val="accent1"/>
+                      </a:effectRef>
+                      <a:fontRef idx="minor">
+                        <a:schemeClr val="lt1"/>
+                      </a:fontRef>
+                    </wps:style>
+                    <wps:bodyPr rot="0" spcFirstLastPara="0" vertOverflow="overflow" horzOverflow="overflow" vert="horz" wrap="square" lIns="91440" tIns="45720" rIns="91440" bIns="45720" numCol="1" spcCol="0" rtlCol="0" fromWordArt="0" anchor="ctr" anchorCtr="0" forceAA="0" compatLnSpc="1">
+                      <a:prstTxWarp prst="textNoShape">
+                        <a:avLst/>
+                      </a:prstTxWarp>
+                      <a:noAutofit/>
+                    </wps:bodyPr>
+                  </wps:wsp>
+                </a:graphicData>
+              </a:graphic>
+              <wp14:sizeRelH relativeFrom="margin">
+                <wp14:pctWidth>0</wp14:pctWidth>
+              </wp14:sizeRelH>
+              <wp14:sizeRelV relativeFrom="margin">
+                <wp14:pctHeight>0</wp14:pctHeight>
+              </wp14:sizeRelV>
+            </wp:anchor>
+          </w:drawing>
+        </mc:Choice>
+        <mc:Fallback>
+          <w:pict>
+            <v:roundrect w14:anchorId="4DB061A0" id="Rounded Rectangle 2" o:spid="_x0000_s1026" style="position:absolute;margin-left:-22.05pt;margin-top:-7.7pt;width:513.75pt;height:3.6pt;z-index:251667456;visibility:visible;mso-wrap-style:square;mso-width-percent:0;mso-height-percent:0;mso-wrap-distance-left:9pt;mso-wrap-distance-top:0;mso-wrap-distance-right:9pt;mso-wrap-distance-bottom:0;mso-position-horizontal:absolute;mso-position-horizontal-relative:text;mso-position-vertical:absolute;mso-position-vertical-relative:text;mso-width-percent:0;mso-height-percent:0;mso-width-relative:margin;mso-height-relative:margin;v-text-anchor:middle" arcsize="10923f" o:gfxdata="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" fillcolor="#f39f21" stroked="f" strokeweight="1pt">
+              <v:stroke joinstyle="miter"/>
+            </v:roundrect>
+          </w:pict>
+        </mc:Fallback>
+      </mc:AlternateContent>
+    </w:r>
+    <w:r>
+      <w:rPr>
         <w:noProof/>
       </w:rPr>
       <mc:AlternateContent>
         <mc:Choice Requires="wps">
           <w:drawing>
-            <wp:anchor distT="0" distB="0" distL="114300" distR="114300" simplePos="0" relativeHeight="251659264" behindDoc="0" locked="0" layoutInCell="1" allowOverlap="1" wp14:anchorId="34BF559D" wp14:editId="7079CED6">
+            <wp:anchor distT="0" distB="0" distL="114300" distR="114300" simplePos="0" relativeHeight="251659264" behindDoc="0" locked="0" layoutInCell="1" allowOverlap="1" wp14:anchorId="34BF559D" wp14:editId="6E8008BD">
               <wp:simplePos x="0" y="0"/>
               <wp:positionH relativeFrom="column">
                 <wp:posOffset>4086860</wp:posOffset>
@@ -2927,93 +3014,6 @@
         </mc:Fallback>
       </mc:AlternateContent>
     </w:r>
-    <w:r>
-      <w:rPr>
-        <w:rFonts w:ascii="Times New Roman" w:hAnsi="Times New Roman" w:cs="Times New Roman"/>
-        <w:noProof/>
-        <w:sz w:val="28"/>
-        <w:szCs w:val="28"/>
-        <w:rtl/>
-        <w:lang w:val="he-IL"/>
-      </w:rPr>
-      <mc:AlternateContent>
-        <mc:Choice Requires="wps">
-          <w:drawing>
-            <wp:anchor distT="0" distB="0" distL="114300" distR="114300" simplePos="0" relativeHeight="251663360" behindDoc="0" locked="0" layoutInCell="1" allowOverlap="1" wp14:anchorId="7D4447B5" wp14:editId="38DDE90E">
-              <wp:simplePos x="0" y="0"/>
-              <wp:positionH relativeFrom="column">
-                <wp:posOffset>-1792605</wp:posOffset>
-              </wp:positionH>
-              <wp:positionV relativeFrom="paragraph">
-                <wp:posOffset>-123190</wp:posOffset>
-              </wp:positionV>
-              <wp:extent cx="9972000" cy="81280"/>
-              <wp:effectExtent l="0" t="0" r="0" b="0"/>
-              <wp:wrapNone/>
-              <wp:docPr id="679497322" name="Rounded Rectangle 2"/>
-              <wp:cNvGraphicFramePr/>
-              <a:graphic xmlns:a="http://schemas.openxmlformats.org/drawingml/2006/main">
-                <a:graphicData uri="http://schemas.microsoft.com/office/word/2010/wordprocessingShape">
-                  <wps:wsp>
-                    <wps:cNvSpPr/>
-                    <wps:spPr>
-                      <a:xfrm>
-                        <a:off x="0" y="0"/>
-                        <a:ext cx="9972000" cy="81280"/>
-                      </a:xfrm>
-                      <a:prstGeom prst="roundRect">
-                        <a:avLst/>
-                      </a:prstGeom>
-                      <a:solidFill>
-                        <a:srgbClr val="F39F21"/>
-                      </a:solidFill>
-                      <a:ln>
-                        <a:noFill/>
-                      </a:ln>
-                    </wps:spPr>
-                    <wps:style>
-                      <a:lnRef idx="2">
-                        <a:schemeClr val="accent1">
-                          <a:shade val="15000"/>
-                        </a:schemeClr>
-                      </a:lnRef>
-                      <a:fillRef idx="1">
-                        <a:schemeClr val="accent1"/>
-                      </a:fillRef>
-                      <a:effectRef idx="0">
-                        <a:schemeClr val="accent1"/>
-                      </a:effectRef>
-                      <a:fontRef idx="minor">
-                        <a:schemeClr val="lt1"/>
-                      </a:fontRef>
-                    </wps:style>
-                    <wps:bodyPr rot="0" spcFirstLastPara="0" vertOverflow="overflow" horzOverflow="overflow" vert="horz" wrap="square" lIns="91440" tIns="45720" rIns="91440" bIns="45720" numCol="1" spcCol="0" rtlCol="0" fromWordArt="0" anchor="ctr" anchorCtr="0" forceAA="0" compatLnSpc="1">
-                      <a:prstTxWarp prst="textNoShape">
-                        <a:avLst/>
-                      </a:prstTxWarp>
-                      <a:noAutofit/>
-                    </wps:bodyPr>
-                  </wps:wsp>
-                </a:graphicData>
-              </a:graphic>
-              <wp14:sizeRelH relativeFrom="margin">
-                <wp14:pctWidth>0</wp14:pctWidth>
-              </wp14:sizeRelH>
-              <wp14:sizeRelV relativeFrom="margin">
-                <wp14:pctHeight>0</wp14:pctHeight>
-              </wp14:sizeRelV>
-            </wp:anchor>
-          </w:drawing>
-        </mc:Choice>
-        <mc:Fallback>
-          <w:pict>
-            <v:roundrect w14:anchorId="5A4E4182" id="Rounded Rectangle 2" o:spid="_x0000_s1026" style="position:absolute;margin-left:-141.15pt;margin-top:-9.7pt;width:785.2pt;height:6.4pt;z-index:251663360;visibility:visible;mso-wrap-style:square;mso-width-percent:0;mso-height-percent:0;mso-wrap-distance-left:9pt;mso-wrap-distance-top:0;mso-wrap-distance-right:9pt;mso-wrap-distance-bottom:0;mso-position-horizontal:absolute;mso-position-horizontal-relative:text;mso-position-vertical:absolute;mso-position-vertical-relative:text;mso-width-percent:0;mso-height-percent:0;mso-width-relative:margin;mso-height-relative:margin;v-text-anchor:middle" arcsize="10923f" o:gfxdata="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" fillcolor="#f39f21" stroked="f" strokeweight="1pt">
-              <v:stroke joinstyle="miter"/>
-            </v:roundrect>
-          </w:pict>
-        </mc:Fallback>
-      </mc:AlternateContent>
-    </w:r>
   </w:p>
   <w:p>
     <w:pPr>
@@ -3086,16 +3086,16 @@
       <mc:AlternateContent>
         <mc:Choice Requires="wps">
           <w:drawing>
-            <wp:anchor distT="0" distB="0" distL="114300" distR="114300" simplePos="0" relativeHeight="251665408" behindDoc="0" locked="0" layoutInCell="1" allowOverlap="1" wp14:anchorId="0438A547" wp14:editId="769EF9EB">
+            <wp:anchor distT="0" distB="0" distL="114300" distR="114300" simplePos="0" relativeHeight="251665408" behindDoc="0" locked="0" layoutInCell="1" allowOverlap="1" wp14:anchorId="0438A547" wp14:editId="78889E67">
               <wp:simplePos x="0" y="0"/>
               <wp:positionH relativeFrom="column">
-                <wp:posOffset>-1965600</wp:posOffset>
+                <wp:posOffset>-279668</wp:posOffset>
               </wp:positionH>
               <wp:positionV relativeFrom="paragraph">
-                <wp:posOffset>297580</wp:posOffset>
+                <wp:posOffset>328629</wp:posOffset>
               </wp:positionV>
-              <wp:extent cx="9489580" cy="81643"/>
-              <wp:effectExtent l="0" t="0" r="0" b="0"/>
+              <wp:extent cx="6524859" cy="45719"/>
+              <wp:effectExtent l="0" t="0" r="3175" b="5715"/>
               <wp:wrapNone/>
               <wp:docPr id="1394317495" name="Rounded Rectangle 2"/>
               <wp:cNvGraphicFramePr/>
@@ -3106,7 +3106,7 @@
                     <wps:spPr>
                       <a:xfrm>
                         <a:off x="0" y="0"/>
-                        <a:ext cx="9489580" cy="81643"/>
+                        <a:ext cx="6524859" cy="45719"/>
                       </a:xfrm>
                       <a:prstGeom prst="roundRect">
                         <a:avLst/>
@@ -3154,7 +3154,7 @@
         </mc:Choice>
         <mc:Fallback>
           <w:pict>
-            <v:roundrect w14:anchorId="3AC3BE8C" id="Rounded Rectangle 2" o:spid="_x0000_s1026" style="position:absolute;margin-left:-154.75pt;margin-top:23.45pt;width:747.2pt;height:6.45pt;z-index:251665408;visibility:visible;mso-wrap-style:square;mso-width-percent:0;mso-height-percent:0;mso-wrap-distance-left:9pt;mso-wrap-distance-top:0;mso-wrap-distance-right:9pt;mso-wrap-distance-bottom:0;mso-position-horizontal:absolute;mso-position-horizontal-relative:text;mso-position-vertical:absolute;mso-position-vertical-relative:text;mso-width-percent:0;mso-height-percent:0;mso-width-relative:margin;mso-height-relative:margin;v-text-anchor:middle" arcsize="10923f" o:gfxdata="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" fillcolor="#f39f21" stroked="f" strokeweight="1pt">
+            <v:roundrect w14:anchorId="6C66B193" id="Rounded Rectangle 2" o:spid="_x0000_s1026" style="position:absolute;margin-left:-22pt;margin-top:25.9pt;width:513.75pt;height:3.6pt;z-index:251665408;visibility:visible;mso-wrap-style:square;mso-width-percent:0;mso-height-percent:0;mso-wrap-distance-left:9pt;mso-wrap-distance-top:0;mso-wrap-distance-right:9pt;mso-wrap-distance-bottom:0;mso-position-horizontal:absolute;mso-position-horizontal-relative:text;mso-position-vertical:absolute;mso-position-vertical-relative:text;mso-width-percent:0;mso-height-percent:0;mso-width-relative:margin;mso-height-relative:margin;v-text-anchor:middle" arcsize="10923f" o:gfxdata="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" fillcolor="#f39f21" stroked="f" strokeweight="1pt">
               <v:stroke joinstyle="miter"/>
             </v:roundrect>
           </w:pict>
